--- a/spa/docx/02.content.docx
+++ b/spa/docx/02.content.docx
@@ -10991,19 +10991,7 @@
         <w:rPr>
           <w:lang w:val="es_ES" w:bidi="es_ES"/>
         </w:rPr>
-        <w:t xml:space="preserve">, ver más en </w:t>
-      </w:r>
-      <w:r>
-        <w:rPr>
-          <w:lang w:val="es_ES" w:bidi="es_ES"/>
-        </w:rPr>
-        <w:t>Introducción al Libro del Éxodo</w:t>
-      </w:r>
-      <w:r>
-        <w:rPr>
-          <w:lang w:val="es_ES" w:bidi="es_ES"/>
-        </w:rPr>
-        <w:t>, La Fecha del Éxodo.</w:t>
+        <w:t>, ver más en Introducción al Libro del Éxodo, La Fecha del Éxodo.</w:t>
       </w:r>
       <w:r>
         <w:rPr>
